--- a/EXECUTIVE BRIEF-FP2S RWOB BY HALO.docx
+++ b/EXECUTIVE BRIEF-FP2S RWOB BY HALO.docx
@@ -112,7 +112,7 @@
           <w:lang w:eastAsia="en-CA"/>
           <w14:ligatures w14:val="none"/>
         </w:rPr>
-        <w:t>An executive brief explaining the WHMIS colour standards system, its mechanism, its rationale, and how it produces a user-input-specific flight plan to sobriety — drawn from 34 cross-referenced source documents.</w:t>
+        <w:t>An executive brief explaining the NFPA 704-based colour standards system, its mechanism, its rationale, and how it produces a user-input-specific flight plan to sobriety — drawn from 34 cross-referenced source documents.</w:t>
       </w:r>
     </w:p>
     <w:p>
@@ -138,7 +138,7 @@
           <w:lang w:eastAsia="en-CA"/>
           <w14:ligatures w14:val="none"/>
         </w:rPr>
-        <w:t xml:space="preserve">Neil J. Schwab — Framework </w:t>
+        <w:t>Neil J. Schwab — Framework ArchitectAugust 2026Reference: RWOB-NFPA-SYNTH-001</w:t>
       </w:r>
       <w:proofErr w:type="spellStart"/>
       <w:r>
@@ -151,7 +151,6 @@
           <w:lang w:eastAsia="en-CA"/>
           <w14:ligatures w14:val="none"/>
         </w:rPr>
-        <w:t>ArchitectAugust</w:t>
       </w:r>
       <w:proofErr w:type="spellEnd"/>
       <w:r>
@@ -164,7 +163,6 @@
           <w:lang w:eastAsia="en-CA"/>
           <w14:ligatures w14:val="none"/>
         </w:rPr>
-        <w:t xml:space="preserve"> 2026Reference: RWOB-WHMIS-SYNTH-001</w:t>
       </w:r>
     </w:p>
     <w:p>
@@ -329,33 +327,31 @@
           <w:lang w:eastAsia="en-CA"/>
           <w14:ligatures w14:val="none"/>
         </w:rPr>
-        <w:t>Simultaneously, the workers delivering those services carry </w:t>
-      </w:r>
-      <w:r>
-        <w:rPr>
-          <w:rFonts w:ascii="Arial" w:eastAsia="Times New Roman" w:hAnsi="Arial" w:cs="Arial"/>
-          <w:b/>
-          <w:bCs/>
-          <w:color w:val="000000" w:themeColor="text1"/>
-          <w:kern w:val="0"/>
-          <w:sz w:val="22"/>
-          <w:szCs w:val="22"/>
-          <w:lang w:eastAsia="en-CA"/>
-          <w14:ligatures w14:val="none"/>
-        </w:rPr>
-        <w:t>29 documented occupational stressors across 4 domains</w:t>
-      </w:r>
-      <w:r>
-        <w:rPr>
-          <w:rFonts w:ascii="Arial" w:eastAsia="Times New Roman" w:hAnsi="Arial" w:cs="Arial"/>
-          <w:color w:val="000000" w:themeColor="text1"/>
-          <w:kern w:val="0"/>
-          <w:sz w:val="22"/>
-          <w:szCs w:val="22"/>
-          <w:lang w:eastAsia="en-CA"/>
-          <w14:ligatures w14:val="none"/>
-        </w:rPr>
-        <w:t> (psychological, neurological, relational, behavioural) that the current WHMIS system does not name. There is no hazard category for compassion fatigue, vicarious trauma, or moral injury — the exact conditions that cause a 20% annual turnover rate and $456,500 in burnout exposure per 20-person team.</w:t>
+        <w:t>Simultaneously, the workers delivering those services carry 29 documented occupational stressors across 4 domains (psychological, neurological, relational, behavioural) that current occupational hazard-classification systems do not name. There is no hazard category for compassion fatigue, vicarious trauma, or moral injury — the exact conditions that cause a 20% annual turnover rate and $456,500 in burnout exposure per 20-person team.</w:t>
+      </w:r>
+      <w:r>
+        <w:rPr>
+          <w:rFonts w:ascii="Arial" w:eastAsia="Times New Roman" w:hAnsi="Arial" w:cs="Arial"/>
+          <w:b/>
+          <w:bCs/>
+          <w:color w:val="000000" w:themeColor="text1"/>
+          <w:kern w:val="0"/>
+          <w:sz w:val="22"/>
+          <w:szCs w:val="22"/>
+          <w:lang w:eastAsia="en-CA"/>
+          <w14:ligatures w14:val="none"/>
+        </w:rPr>
+      </w:r>
+      <w:r>
+        <w:rPr>
+          <w:rFonts w:ascii="Arial" w:eastAsia="Times New Roman" w:hAnsi="Arial" w:cs="Arial"/>
+          <w:color w:val="000000" w:themeColor="text1"/>
+          <w:kern w:val="0"/>
+          <w:sz w:val="22"/>
+          <w:szCs w:val="22"/>
+          <w:lang w:eastAsia="en-CA"/>
+          <w14:ligatures w14:val="none"/>
+        </w:rPr>
       </w:r>
     </w:p>
     <w:p>
@@ -546,7 +542,7 @@
           <w:lang w:eastAsia="en-CA"/>
           <w14:ligatures w14:val="none"/>
         </w:rPr>
-        <w:t>A Single Colour-Coded Language That Routes Clients, Protects Workers, and Measures Recovery — Using Symbols 38 Years of Canadian Workers Already Carry</w:t>
+        <w:t>A Single Colour-Coded Language That Routes Clients, Protects Workers, and Measures Recovery — Built on a Hazard-Colour Language Already Recognized Across Workplace Safety</w:t>
       </w:r>
     </w:p>
     <w:p>
@@ -572,33 +568,31 @@
           <w:lang w:eastAsia="en-CA"/>
           <w14:ligatures w14:val="none"/>
         </w:rPr>
-        <w:t>The RWOB WHMIS Colour Standards Synthesis (by HALO Antifragile AI) locks the complete logic chain proving that </w:t>
-      </w:r>
-      <w:r>
-        <w:rPr>
-          <w:rFonts w:ascii="Arial" w:eastAsia="Times New Roman" w:hAnsi="Arial" w:cs="Arial"/>
-          <w:b/>
-          <w:bCs/>
-          <w:color w:val="000000" w:themeColor="text1"/>
-          <w:kern w:val="0"/>
-          <w:sz w:val="22"/>
-          <w:szCs w:val="22"/>
-          <w:lang w:eastAsia="en-CA"/>
-          <w14:ligatures w14:val="none"/>
-        </w:rPr>
-        <w:t>the colours that keep a worker safe from hazardous materials are the same colours that can describe the hazardous conditions within a person</w:t>
-      </w:r>
-      <w:r>
-        <w:rPr>
-          <w:rFonts w:ascii="Arial" w:eastAsia="Times New Roman" w:hAnsi="Arial" w:cs="Arial"/>
-          <w:color w:val="000000" w:themeColor="text1"/>
-          <w:kern w:val="0"/>
-          <w:sz w:val="22"/>
-          <w:szCs w:val="22"/>
-          <w:lang w:eastAsia="en-CA"/>
-          <w14:ligatures w14:val="none"/>
-        </w:rPr>
-        <w:t>. This is not a metaphor — it's an operational matching system tested against composite clinical cases, validated against peer-reviewed relapse prevention literature, and cross-referenced across 34 source documents.</w:t>
+        <w:t>The RWOB NFPA 704 Colour Standards Synthesis (by HALO Antifragile AI) locks the complete logic chain proposing that the colours that keep a worker safe from hazardous materials are the same colours that can describe the hazardous conditions within a person. This is not a metaphor — it's an operational matching system built against composite clinical cases and cross-referenced across 34 source documents; it has not yet been tested against a pilot cohort or validated in peer-reviewed relapse prevention literature (see Section 8, Gap Audit).</w:t>
+      </w:r>
+      <w:r>
+        <w:rPr>
+          <w:rFonts w:ascii="Arial" w:eastAsia="Times New Roman" w:hAnsi="Arial" w:cs="Arial"/>
+          <w:b/>
+          <w:bCs/>
+          <w:color w:val="000000" w:themeColor="text1"/>
+          <w:kern w:val="0"/>
+          <w:sz w:val="22"/>
+          <w:szCs w:val="22"/>
+          <w:lang w:eastAsia="en-CA"/>
+          <w14:ligatures w14:val="none"/>
+        </w:rPr>
+      </w:r>
+      <w:r>
+        <w:rPr>
+          <w:rFonts w:ascii="Arial" w:eastAsia="Times New Roman" w:hAnsi="Arial" w:cs="Arial"/>
+          <w:color w:val="000000" w:themeColor="text1"/>
+          <w:kern w:val="0"/>
+          <w:sz w:val="22"/>
+          <w:szCs w:val="22"/>
+          <w:lang w:eastAsia="en-CA"/>
+          <w14:ligatures w14:val="none"/>
+        </w:rPr>
       </w:r>
     </w:p>
     <w:p>
@@ -624,59 +618,55 @@
           <w:lang w:eastAsia="en-CA"/>
           <w14:ligatures w14:val="none"/>
         </w:rPr>
-        <w:t>Two specific regulatory amendments anchor everything: </w:t>
-      </w:r>
-      <w:r>
-        <w:rPr>
-          <w:rFonts w:ascii="Arial" w:eastAsia="Times New Roman" w:hAnsi="Arial" w:cs="Arial"/>
-          <w:b/>
-          <w:bCs/>
-          <w:color w:val="000000" w:themeColor="text1"/>
-          <w:kern w:val="0"/>
-          <w:sz w:val="22"/>
-          <w:szCs w:val="22"/>
-          <w:lang w:eastAsia="en-CA"/>
-          <w14:ligatures w14:val="none"/>
-        </w:rPr>
-        <w:t>GREEN</w:t>
-      </w:r>
-      <w:r>
-        <w:rPr>
-          <w:rFonts w:ascii="Arial" w:eastAsia="Times New Roman" w:hAnsi="Arial" w:cs="Arial"/>
-          <w:color w:val="000000" w:themeColor="text1"/>
-          <w:kern w:val="0"/>
-          <w:sz w:val="22"/>
-          <w:szCs w:val="22"/>
-          <w:lang w:eastAsia="en-CA"/>
-          <w14:ligatures w14:val="none"/>
-        </w:rPr>
-        <w:t> — a new WHMIS hazard category for psychological and emotional hazards (cumulative stress, vicarious trauma, compassion fatigue, moral injury). </w:t>
-      </w:r>
-      <w:r>
-        <w:rPr>
-          <w:rFonts w:ascii="Arial" w:eastAsia="Times New Roman" w:hAnsi="Arial" w:cs="Arial"/>
-          <w:b/>
-          <w:bCs/>
-          <w:color w:val="000000" w:themeColor="text1"/>
-          <w:kern w:val="0"/>
-          <w:sz w:val="22"/>
-          <w:szCs w:val="22"/>
-          <w:lang w:eastAsia="en-CA"/>
-          <w14:ligatures w14:val="none"/>
-        </w:rPr>
-        <w:t>BLACK (Expanded)</w:t>
-      </w:r>
-      <w:r>
-        <w:rPr>
-          <w:rFonts w:ascii="Arial" w:eastAsia="Times New Roman" w:hAnsi="Arial" w:cs="Arial"/>
-          <w:color w:val="000000" w:themeColor="text1"/>
-          <w:kern w:val="0"/>
-          <w:sz w:val="22"/>
-          <w:szCs w:val="22"/>
-          <w:lang w:eastAsia="en-CA"/>
-          <w14:ligatures w14:val="none"/>
-        </w:rPr>
-        <w:t> — formal recognition of the psychological shadow dimension alongside its existing biohazard/warning classification: the long-term chronic weight of hazardous clinical work.</w:t>
+        <w:t>Two specific framework extensions anchor everything: GREEN — a new hazard category, layered onto the NFPA 704 model, for psychological and emotional hazards (cumulative stress, vicarious trauma, compassion fatigue, moral injury). BLACK (Expanded) — an internal recognition of the psychological shadow dimension alongside NFPA 704's existing hazard-severity meaning for BLACK: the long-term chronic weight of hazardous clinical work. Neither extension is an official NFPA or WHMIS designation; both are HALO's own proposed additions to the model, not yet submitted to or recognized by any standards body.</w:t>
+      </w:r>
+      <w:r>
+        <w:rPr>
+          <w:rFonts w:ascii="Arial" w:eastAsia="Times New Roman" w:hAnsi="Arial" w:cs="Arial"/>
+          <w:b/>
+          <w:bCs/>
+          <w:color w:val="000000" w:themeColor="text1"/>
+          <w:kern w:val="0"/>
+          <w:sz w:val="22"/>
+          <w:szCs w:val="22"/>
+          <w:lang w:eastAsia="en-CA"/>
+          <w14:ligatures w14:val="none"/>
+        </w:rPr>
+      </w:r>
+      <w:r>
+        <w:rPr>
+          <w:rFonts w:ascii="Arial" w:eastAsia="Times New Roman" w:hAnsi="Arial" w:cs="Arial"/>
+          <w:color w:val="000000" w:themeColor="text1"/>
+          <w:kern w:val="0"/>
+          <w:sz w:val="22"/>
+          <w:szCs w:val="22"/>
+          <w:lang w:eastAsia="en-CA"/>
+          <w14:ligatures w14:val="none"/>
+        </w:rPr>
+      </w:r>
+      <w:r>
+        <w:rPr>
+          <w:rFonts w:ascii="Arial" w:eastAsia="Times New Roman" w:hAnsi="Arial" w:cs="Arial"/>
+          <w:b/>
+          <w:bCs/>
+          <w:color w:val="000000" w:themeColor="text1"/>
+          <w:kern w:val="0"/>
+          <w:sz w:val="22"/>
+          <w:szCs w:val="22"/>
+          <w:lang w:eastAsia="en-CA"/>
+          <w14:ligatures w14:val="none"/>
+        </w:rPr>
+      </w:r>
+      <w:r>
+        <w:rPr>
+          <w:rFonts w:ascii="Arial" w:eastAsia="Times New Roman" w:hAnsi="Arial" w:cs="Arial"/>
+          <w:color w:val="000000" w:themeColor="text1"/>
+          <w:kern w:val="0"/>
+          <w:sz w:val="22"/>
+          <w:szCs w:val="22"/>
+          <w:lang w:eastAsia="en-CA"/>
+          <w14:ligatures w14:val="none"/>
+        </w:rPr>
       </w:r>
     </w:p>
     <w:p>
@@ -873,111 +863,103 @@
           <w:lang w:eastAsia="en-CA"/>
           <w14:ligatures w14:val="none"/>
         </w:rPr>
-        <w:t>Five WHMIS colours currently in force (RED, BLUE, YELLOW, WHITE, BLACK), one proposed (GREEN — psychological hazard), one internal-only (GOLD — elder mastery, age 55+). Each colour carries four simultaneous meanings: a </w:t>
-      </w:r>
-      <w:r>
-        <w:rPr>
-          <w:rFonts w:ascii="Arial" w:eastAsia="Times New Roman" w:hAnsi="Arial" w:cs="Arial"/>
-          <w:b/>
-          <w:bCs/>
-          <w:color w:val="000000" w:themeColor="text1"/>
-          <w:kern w:val="0"/>
-          <w:sz w:val="22"/>
-          <w:szCs w:val="22"/>
-          <w:lang w:eastAsia="en-CA"/>
-          <w14:ligatures w14:val="none"/>
-        </w:rPr>
-        <w:t>WHMIS safety classification</w:t>
-      </w:r>
-      <w:r>
-        <w:rPr>
-          <w:rFonts w:ascii="Arial" w:eastAsia="Times New Roman" w:hAnsi="Arial" w:cs="Arial"/>
-          <w:color w:val="000000" w:themeColor="text1"/>
-          <w:kern w:val="0"/>
-          <w:sz w:val="22"/>
-          <w:szCs w:val="22"/>
-          <w:lang w:eastAsia="en-CA"/>
-          <w14:ligatures w14:val="none"/>
-        </w:rPr>
-        <w:t>, an </w:t>
-      </w:r>
-      <w:r>
-        <w:rPr>
-          <w:rFonts w:ascii="Arial" w:eastAsia="Times New Roman" w:hAnsi="Arial" w:cs="Arial"/>
-          <w:b/>
-          <w:bCs/>
-          <w:color w:val="000000" w:themeColor="text1"/>
-          <w:kern w:val="0"/>
-          <w:sz w:val="22"/>
-          <w:szCs w:val="22"/>
-          <w:lang w:eastAsia="en-CA"/>
-          <w14:ligatures w14:val="none"/>
-        </w:rPr>
-        <w:t>emotional/archetypical attribute</w:t>
-      </w:r>
-      <w:r>
-        <w:rPr>
-          <w:rFonts w:ascii="Arial" w:eastAsia="Times New Roman" w:hAnsi="Arial" w:cs="Arial"/>
-          <w:color w:val="000000" w:themeColor="text1"/>
-          <w:kern w:val="0"/>
-          <w:sz w:val="22"/>
-          <w:szCs w:val="22"/>
-          <w:lang w:eastAsia="en-CA"/>
-          <w14:ligatures w14:val="none"/>
-        </w:rPr>
-        <w:t>, a </w:t>
-      </w:r>
-      <w:r>
-        <w:rPr>
-          <w:rFonts w:ascii="Arial" w:eastAsia="Times New Roman" w:hAnsi="Arial" w:cs="Arial"/>
-          <w:b/>
-          <w:bCs/>
-          <w:color w:val="000000" w:themeColor="text1"/>
-          <w:kern w:val="0"/>
-          <w:sz w:val="22"/>
-          <w:szCs w:val="22"/>
-          <w:lang w:eastAsia="en-CA"/>
-          <w14:ligatures w14:val="none"/>
-        </w:rPr>
-        <w:t>neurochemical target</w:t>
-      </w:r>
-      <w:r>
-        <w:rPr>
-          <w:rFonts w:ascii="Arial" w:eastAsia="Times New Roman" w:hAnsi="Arial" w:cs="Arial"/>
-          <w:color w:val="000000" w:themeColor="text1"/>
-          <w:kern w:val="0"/>
-          <w:sz w:val="22"/>
-          <w:szCs w:val="22"/>
-          <w:lang w:eastAsia="en-CA"/>
-          <w14:ligatures w14:val="none"/>
-        </w:rPr>
-        <w:t> (D.O.S.E. — Dopamine, Oxytocin, Serotonin, Endorphins), and a set of </w:t>
-      </w:r>
-      <w:r>
-        <w:rPr>
-          <w:rFonts w:ascii="Arial" w:eastAsia="Times New Roman" w:hAnsi="Arial" w:cs="Arial"/>
-          <w:b/>
-          <w:bCs/>
-          <w:color w:val="000000" w:themeColor="text1"/>
-          <w:kern w:val="0"/>
-          <w:sz w:val="22"/>
-          <w:szCs w:val="22"/>
-          <w:lang w:eastAsia="en-CA"/>
-          <w14:ligatures w14:val="none"/>
-        </w:rPr>
-        <w:t>clinical stressors</w:t>
-      </w:r>
-      <w:r>
-        <w:rPr>
-          <w:rFonts w:ascii="Arial" w:eastAsia="Times New Roman" w:hAnsi="Arial" w:cs="Arial"/>
-          <w:color w:val="000000" w:themeColor="text1"/>
-          <w:kern w:val="0"/>
-          <w:sz w:val="22"/>
-          <w:szCs w:val="22"/>
-          <w:lang w:eastAsia="en-CA"/>
-          <w14:ligatures w14:val="none"/>
-        </w:rPr>
-        <w:t> it addresses.</w:t>
+        <w:t>Five NFPA 704-based colours (RED, BLUE, YELLOW, WHITE, BLACK), one HALO extension (GREEN — psychological hazard), one internal-only (GOLD — elder mastery, age 55+). Each colour carries four simultaneous meanings: an NFPA 704-based hazard classification, an emotional/archetypical attribute, a neurochemical target (D.O.S.E. — Dopamine, Oxytocin, Serotonin, Endorphins), and a set of clinical stressors it addresses.</w:t>
+      </w:r>
+      <w:r>
+        <w:rPr>
+          <w:rFonts w:ascii="Arial" w:eastAsia="Times New Roman" w:hAnsi="Arial" w:cs="Arial"/>
+          <w:b/>
+          <w:bCs/>
+          <w:color w:val="000000" w:themeColor="text1"/>
+          <w:kern w:val="0"/>
+          <w:sz w:val="22"/>
+          <w:szCs w:val="22"/>
+          <w:lang w:eastAsia="en-CA"/>
+          <w14:ligatures w14:val="none"/>
+        </w:rPr>
+      </w:r>
+      <w:r>
+        <w:rPr>
+          <w:rFonts w:ascii="Arial" w:eastAsia="Times New Roman" w:hAnsi="Arial" w:cs="Arial"/>
+          <w:color w:val="000000" w:themeColor="text1"/>
+          <w:kern w:val="0"/>
+          <w:sz w:val="22"/>
+          <w:szCs w:val="22"/>
+          <w:lang w:eastAsia="en-CA"/>
+          <w14:ligatures w14:val="none"/>
+        </w:rPr>
+      </w:r>
+      <w:r>
+        <w:rPr>
+          <w:rFonts w:ascii="Arial" w:eastAsia="Times New Roman" w:hAnsi="Arial" w:cs="Arial"/>
+          <w:b/>
+          <w:bCs/>
+          <w:color w:val="000000" w:themeColor="text1"/>
+          <w:kern w:val="0"/>
+          <w:sz w:val="22"/>
+          <w:szCs w:val="22"/>
+          <w:lang w:eastAsia="en-CA"/>
+          <w14:ligatures w14:val="none"/>
+        </w:rPr>
+      </w:r>
+      <w:r>
+        <w:rPr>
+          <w:rFonts w:ascii="Arial" w:eastAsia="Times New Roman" w:hAnsi="Arial" w:cs="Arial"/>
+          <w:color w:val="000000" w:themeColor="text1"/>
+          <w:kern w:val="0"/>
+          <w:sz w:val="22"/>
+          <w:szCs w:val="22"/>
+          <w:lang w:eastAsia="en-CA"/>
+          <w14:ligatures w14:val="none"/>
+        </w:rPr>
+      </w:r>
+      <w:r>
+        <w:rPr>
+          <w:rFonts w:ascii="Arial" w:eastAsia="Times New Roman" w:hAnsi="Arial" w:cs="Arial"/>
+          <w:b/>
+          <w:bCs/>
+          <w:color w:val="000000" w:themeColor="text1"/>
+          <w:kern w:val="0"/>
+          <w:sz w:val="22"/>
+          <w:szCs w:val="22"/>
+          <w:lang w:eastAsia="en-CA"/>
+          <w14:ligatures w14:val="none"/>
+        </w:rPr>
+      </w:r>
+      <w:r>
+        <w:rPr>
+          <w:rFonts w:ascii="Arial" w:eastAsia="Times New Roman" w:hAnsi="Arial" w:cs="Arial"/>
+          <w:color w:val="000000" w:themeColor="text1"/>
+          <w:kern w:val="0"/>
+          <w:sz w:val="22"/>
+          <w:szCs w:val="22"/>
+          <w:lang w:eastAsia="en-CA"/>
+          <w14:ligatures w14:val="none"/>
+        </w:rPr>
+      </w:r>
+      <w:r>
+        <w:rPr>
+          <w:rFonts w:ascii="Arial" w:eastAsia="Times New Roman" w:hAnsi="Arial" w:cs="Arial"/>
+          <w:b/>
+          <w:bCs/>
+          <w:color w:val="000000" w:themeColor="text1"/>
+          <w:kern w:val="0"/>
+          <w:sz w:val="22"/>
+          <w:szCs w:val="22"/>
+          <w:lang w:eastAsia="en-CA"/>
+          <w14:ligatures w14:val="none"/>
+        </w:rPr>
+      </w:r>
+      <w:r>
+        <w:rPr>
+          <w:rFonts w:ascii="Arial" w:eastAsia="Times New Roman" w:hAnsi="Arial" w:cs="Arial"/>
+          <w:color w:val="000000" w:themeColor="text1"/>
+          <w:kern w:val="0"/>
+          <w:sz w:val="22"/>
+          <w:szCs w:val="22"/>
+          <w:lang w:eastAsia="en-CA"/>
+          <w14:ligatures w14:val="none"/>
+        </w:rPr>
       </w:r>
     </w:p>
     <w:p>
@@ -1226,19 +1208,18 @@
           <w:lang w:eastAsia="en-CA"/>
           <w14:ligatures w14:val="none"/>
         </w:rPr>
-        <w:t>Track A (Client / G.A.P.S.)</w:t>
-      </w:r>
-      <w:r>
-        <w:rPr>
-          <w:rFonts w:ascii="Arial" w:eastAsia="Times New Roman" w:hAnsi="Arial" w:cs="Arial"/>
-          <w:color w:val="000000" w:themeColor="text1"/>
-          <w:kern w:val="0"/>
-          <w:sz w:val="22"/>
-          <w:szCs w:val="22"/>
-          <w:lang w:eastAsia="en-CA"/>
-          <w14:ligatures w14:val="none"/>
-        </w:rPr>
-        <w:t> identifies what destabilizes the person seeking help. Built against CENAPS (Gorski 2013), PAWS neuroscience, Marlatt &amp; Donovan (2005), and HALT. This track maps the client's symptoms through the 7 PAWS hurdles (cognitive fog, emotional overreaction/numbness, sleep disruption, stress sensitivity, cravings, anhedonia, identity confusion) and the 3 CENAPS relapse stages to specific WHMIS colour assignments.</w:t>
+        <w:t>Track A (Client / G.A.P.S.) identifies what destabilizes the person seeking help. Built against CENAPS (Gorski 2013), PAWS neuroscience, Marlatt &amp; Donovan (2005), and HALT. This track maps the client's symptoms through the 7 PAWS hurdles (cognitive fog, emotional overreaction/numbness, sleep disruption, stress sensitivity, cravings, anhedonia, identity confusion) and the 3 CENAPS relapse stages to specific NFPA 704-based colour assignments.</w:t>
+      </w:r>
+      <w:r>
+        <w:rPr>
+          <w:rFonts w:ascii="Arial" w:eastAsia="Times New Roman" w:hAnsi="Arial" w:cs="Arial"/>
+          <w:color w:val="000000" w:themeColor="text1"/>
+          <w:kern w:val="0"/>
+          <w:sz w:val="22"/>
+          <w:szCs w:val="22"/>
+          <w:lang w:eastAsia="en-CA"/>
+          <w14:ligatures w14:val="none"/>
+        </w:rPr>
       </w:r>
     </w:p>
     <w:p>
@@ -1912,59 +1893,55 @@
           <w:lang w:eastAsia="en-CA"/>
           <w14:ligatures w14:val="none"/>
         </w:rPr>
-        <w:t>The questionnaire identifies which neurochemical systems are depleted. The colour system tells you which organizations specialize in restoring them. </w:t>
-      </w:r>
-      <w:r>
-        <w:rPr>
-          <w:rFonts w:ascii="Arial" w:eastAsia="Times New Roman" w:hAnsi="Arial" w:cs="Arial"/>
-          <w:b/>
-          <w:bCs/>
-          <w:color w:val="000000" w:themeColor="text1"/>
-          <w:kern w:val="0"/>
-          <w:sz w:val="22"/>
-          <w:szCs w:val="22"/>
-          <w:lang w:eastAsia="en-CA"/>
-          <w14:ligatures w14:val="none"/>
-        </w:rPr>
-        <w:t>Side A</w:t>
-      </w:r>
-      <w:r>
-        <w:rPr>
-          <w:rFonts w:ascii="Arial" w:eastAsia="Times New Roman" w:hAnsi="Arial" w:cs="Arial"/>
-          <w:color w:val="000000" w:themeColor="text1"/>
-          <w:kern w:val="0"/>
-          <w:sz w:val="22"/>
-          <w:szCs w:val="22"/>
-          <w:lang w:eastAsia="en-CA"/>
-          <w14:ligatures w14:val="none"/>
-        </w:rPr>
-        <w:t> maps the client's stressors to WHMIS colour attributes. </w:t>
-      </w:r>
-      <w:r>
-        <w:rPr>
-          <w:rFonts w:ascii="Arial" w:eastAsia="Times New Roman" w:hAnsi="Arial" w:cs="Arial"/>
-          <w:b/>
-          <w:bCs/>
-          <w:color w:val="000000" w:themeColor="text1"/>
-          <w:kern w:val="0"/>
-          <w:sz w:val="22"/>
-          <w:szCs w:val="22"/>
-          <w:lang w:eastAsia="en-CA"/>
-          <w14:ligatures w14:val="none"/>
-        </w:rPr>
-        <w:t>Side B</w:t>
-      </w:r>
-      <w:r>
-        <w:rPr>
-          <w:rFonts w:ascii="Arial" w:eastAsia="Times New Roman" w:hAnsi="Arial" w:cs="Arial"/>
-          <w:color w:val="000000" w:themeColor="text1"/>
-          <w:kern w:val="0"/>
-          <w:sz w:val="22"/>
-          <w:szCs w:val="22"/>
-          <w:lang w:eastAsia="en-CA"/>
-          <w14:ligatures w14:val="none"/>
-        </w:rPr>
-        <w:t> maps each organization's treatment modalities to those same colours. The match happens in the middle — a client whose stressor profile resolves to BLUE + BLACK gets routed to organizations also coded BLUE + BLACK.</w:t>
+        <w:t>The questionnaire identifies which neurochemical systems are depleted. The colour system tells you which organizations specialize in restoring them. Side A maps the client's stressors to NFPA 704-based colour attributes. Side B maps each organization's treatment modalities to those same colours. The match happens in the middle — a client whose stressor profile resolves to BLUE + BLACK gets routed to organizations also coded BLUE + BLACK.</w:t>
+      </w:r>
+      <w:r>
+        <w:rPr>
+          <w:rFonts w:ascii="Arial" w:eastAsia="Times New Roman" w:hAnsi="Arial" w:cs="Arial"/>
+          <w:b/>
+          <w:bCs/>
+          <w:color w:val="000000" w:themeColor="text1"/>
+          <w:kern w:val="0"/>
+          <w:sz w:val="22"/>
+          <w:szCs w:val="22"/>
+          <w:lang w:eastAsia="en-CA"/>
+          <w14:ligatures w14:val="none"/>
+        </w:rPr>
+      </w:r>
+      <w:r>
+        <w:rPr>
+          <w:rFonts w:ascii="Arial" w:eastAsia="Times New Roman" w:hAnsi="Arial" w:cs="Arial"/>
+          <w:color w:val="000000" w:themeColor="text1"/>
+          <w:kern w:val="0"/>
+          <w:sz w:val="22"/>
+          <w:szCs w:val="22"/>
+          <w:lang w:eastAsia="en-CA"/>
+          <w14:ligatures w14:val="none"/>
+        </w:rPr>
+      </w:r>
+      <w:r>
+        <w:rPr>
+          <w:rFonts w:ascii="Arial" w:eastAsia="Times New Roman" w:hAnsi="Arial" w:cs="Arial"/>
+          <w:b/>
+          <w:bCs/>
+          <w:color w:val="000000" w:themeColor="text1"/>
+          <w:kern w:val="0"/>
+          <w:sz w:val="22"/>
+          <w:szCs w:val="22"/>
+          <w:lang w:eastAsia="en-CA"/>
+          <w14:ligatures w14:val="none"/>
+        </w:rPr>
+      </w:r>
+      <w:r>
+        <w:rPr>
+          <w:rFonts w:ascii="Arial" w:eastAsia="Times New Roman" w:hAnsi="Arial" w:cs="Arial"/>
+          <w:color w:val="000000" w:themeColor="text1"/>
+          <w:kern w:val="0"/>
+          <w:sz w:val="22"/>
+          <w:szCs w:val="22"/>
+          <w:lang w:eastAsia="en-CA"/>
+          <w14:ligatures w14:val="none"/>
+        </w:rPr>
       </w:r>
     </w:p>
     <w:p>
@@ -1991,7 +1968,7 @@
           <w:lang w:eastAsia="en-CA"/>
           <w14:ligatures w14:val="none"/>
         </w:rPr>
-        <w:t>67 Ontario addiction and recovery organizations across 7 regions have been pre-coded to the five WHMIS colours currently in force. Many carry blends (e.g., BLUE + BLACK for concurrent substance use and mental health in residential settings).</w:t>
+        <w:t>67 Ontario addiction and recovery organizations across 7 regions have been pre-coded to the five NFPA 704-based colours used throughout this framework. Many carry blends (e.g., BLUE + BLACK for concurrent substance use and mental health in residential settings). GREEN and GOLD org-level coding has not yet been done — see Open Items.</w:t>
       </w:r>
     </w:p>
     <w:p>
@@ -4844,19 +4821,18 @@
           <w:lang w:eastAsia="en-CA"/>
           <w14:ligatures w14:val="none"/>
         </w:rPr>
-        <w:t>Step 2 — Colour Assignment.</w:t>
-      </w:r>
-      <w:r>
-        <w:rPr>
-          <w:rFonts w:ascii="Arial" w:eastAsia="Times New Roman" w:hAnsi="Arial" w:cs="Arial"/>
-          <w:color w:val="000000" w:themeColor="text1"/>
-          <w:kern w:val="0"/>
-          <w:sz w:val="22"/>
-          <w:szCs w:val="22"/>
-          <w:lang w:eastAsia="en-CA"/>
-          <w14:ligatures w14:val="none"/>
-        </w:rPr>
-        <w:t> Each identified stressor maps to a WHMIS colour through the D.O.S.E. neurochemical framework. Cognitive fog (PAWS H1) maps to WHITE (Serotonin — baseline regulation). Emotional overreaction (PAWS H2) maps to BLUE (Oxytocin — connection &amp; depth). Stress sensitivity (PAWS H4) maps to YELLOW (Endorphins — action &amp; recovery). Identity confusion (PAWS H7) maps to BLACK (all four neurochemicals — full activation). The person's stressor profile produces a colour blend — their specific signature.</w:t>
+        <w:t>Step 2 — Colour Assignment. Each identified stressor maps to an NFPA 704-based colour through the D.O.S.E. neurochemical framework. Cognitive fog (PAWS H1) maps to WHITE (Serotonin — baseline regulation). Emotional overreaction (PAWS H2) maps to BLUE (Oxytocin — connection &amp; depth). Stress sensitivity (PAWS H4) maps to YELLOW (Endorphins — action &amp; recovery). Identity confusion (PAWS H7) maps to BLACK (all four neurochemicals — full activation). The person's stressor profile produces a colour blend — their specific signature.</w:t>
+      </w:r>
+      <w:r>
+        <w:rPr>
+          <w:rFonts w:ascii="Arial" w:eastAsia="Times New Roman" w:hAnsi="Arial" w:cs="Arial"/>
+          <w:color w:val="000000" w:themeColor="text1"/>
+          <w:kern w:val="0"/>
+          <w:sz w:val="22"/>
+          <w:szCs w:val="22"/>
+          <w:lang w:eastAsia="en-CA"/>
+          <w14:ligatures w14:val="none"/>
+        </w:rPr>
       </w:r>
     </w:p>
     <w:p>
@@ -5034,19 +5010,18 @@
           <w:lang w:eastAsia="en-CA"/>
           <w14:ligatures w14:val="none"/>
         </w:rPr>
-        <w:t>Step 6 — The Flight Plan.</w:t>
-      </w:r>
-      <w:r>
-        <w:rPr>
-          <w:rFonts w:ascii="Arial" w:eastAsia="Times New Roman" w:hAnsi="Arial" w:cs="Arial"/>
-          <w:color w:val="000000" w:themeColor="text1"/>
-          <w:kern w:val="0"/>
-          <w:sz w:val="22"/>
-          <w:szCs w:val="22"/>
-          <w:lang w:eastAsia="en-CA"/>
-          <w14:ligatures w14:val="none"/>
-        </w:rPr>
-        <w:t xml:space="preserve"> The person leaves intake </w:t>
+        <w:t>Step 6 — The Flight Plan. The person leaves intake with: a colour profile they understand (built on widely recognized hazard-colour conventions), a matched organization referral, a loaded HAK with the specific G.A.P.S. tools for their stressor profile, a 72-hour micro-plan, and a W baseline that will be re-measured at Days 14, 28, 42, D+30, and D+90. They know which PAWS hurdles are their top 3. They know which G.A.P.S. capacity addresses each one. They have a scripted response for their highest-risk social pressure scenario. There is no discharge date — there is a developmental continuum through four books that maps to the same colour progression.</w:t>
+      </w:r>
+      <w:r>
+        <w:rPr>
+          <w:rFonts w:ascii="Arial" w:eastAsia="Times New Roman" w:hAnsi="Arial" w:cs="Arial"/>
+          <w:color w:val="000000" w:themeColor="text1"/>
+          <w:kern w:val="0"/>
+          <w:sz w:val="22"/>
+          <w:szCs w:val="22"/>
+          <w:lang w:eastAsia="en-CA"/>
+          <w14:ligatures w14:val="none"/>
+        </w:rPr>
       </w:r>
       <w:proofErr w:type="gramStart"/>
       <w:r>
@@ -5059,7 +5034,6 @@
           <w:lang w:eastAsia="en-CA"/>
           <w14:ligatures w14:val="none"/>
         </w:rPr>
-        <w:t>with:</w:t>
       </w:r>
       <w:proofErr w:type="gramEnd"/>
       <w:r>
@@ -5072,7 +5046,6 @@
           <w:lang w:eastAsia="en-CA"/>
           <w14:ligatures w14:val="none"/>
         </w:rPr>
-        <w:t xml:space="preserve"> a colour profile they understand (the same symbols from their WHMIS certification), a matched organization referral, a loaded HAK with the specific G.A.P.S. tools for their stressor profile, a 72-hour micro-plan, and a W baseline that will be re-measured at Days 14, 28, 42, D+30, and D+90. They know which PAWS hurdles are their top 3. They know which G.A.P.S. capacity addresses each one. They have a scripted response for their highest-risk social pressure scenario. There is no discharge date — there is a developmental continuum through four books that maps to the same colour progression.</w:t>
       </w:r>
     </w:p>
     <w:p>
@@ -5273,7 +5246,7 @@
           <w:lang w:eastAsia="en-CA"/>
           <w14:ligatures w14:val="none"/>
         </w:rPr>
-        <w:t xml:space="preserve">Recovery Without Borders · WHMIS Colour System by HALO Antifragile </w:t>
+        <w:t>Recovery Without Borders · NFPA 704 Colour System by HALO Antifragile AINeil J. Schwab — Framework ArchitectAugust 2026</w:t>
       </w:r>
       <w:proofErr w:type="spellStart"/>
       <w:r>
@@ -5284,7 +5257,6 @@
           <w:lang w:eastAsia="en-CA"/>
           <w14:ligatures w14:val="none"/>
         </w:rPr>
-        <w:t>AINeil</w:t>
       </w:r>
       <w:proofErr w:type="spellEnd"/>
       <w:r>
@@ -5295,7 +5267,6 @@
           <w:lang w:eastAsia="en-CA"/>
           <w14:ligatures w14:val="none"/>
         </w:rPr>
-        <w:t xml:space="preserve"> J. Schwab — Framework </w:t>
       </w:r>
       <w:proofErr w:type="spellStart"/>
       <w:r>
@@ -5306,7 +5277,6 @@
           <w:lang w:eastAsia="en-CA"/>
           <w14:ligatures w14:val="none"/>
         </w:rPr>
-        <w:t>ArchitectAugust</w:t>
       </w:r>
       <w:proofErr w:type="spellEnd"/>
       <w:r>
@@ -5317,7 +5287,6 @@
           <w:lang w:eastAsia="en-CA"/>
           <w14:ligatures w14:val="none"/>
         </w:rPr>
-        <w:t xml:space="preserve"> 2026</w:t>
       </w:r>
     </w:p>
     <w:p>
@@ -5677,15 +5646,14 @@
         <w:rPr>
           <w:color w:val="000000" w:themeColor="text1"/>
         </w:rPr>
-        <w:t xml:space="preserve">an </w:t>
-      </w:r>
-      <w:r>
-        <w:rPr>
-          <w:b/>
-          <w:bCs/>
-          <w:color w:val="000000" w:themeColor="text1"/>
-        </w:rPr>
-        <w:t>expanded WHMIS BLACK classification</w:t>
+        <w:t>an expanded BLACK hazard classification (adapted from NFPA 704)</w:t>
+      </w:r>
+      <w:r>
+        <w:rPr>
+          <w:b/>
+          <w:bCs/>
+          <w:color w:val="000000" w:themeColor="text1"/>
+        </w:rPr>
       </w:r>
     </w:p>
     <w:p>
@@ -5997,7 +5965,7 @@
         <w:rPr>
           <w:color w:val="000000" w:themeColor="text1"/>
         </w:rPr>
-        <w:t>the WHMIS synthesis</w:t>
+        <w:t>the NFPA 704 colour synthesis</w:t>
       </w:r>
     </w:p>
     <w:p>
@@ -6793,7 +6761,7 @@
           <w:bCs/>
           <w:color w:val="000000" w:themeColor="text1"/>
         </w:rPr>
-        <w:t>WHMIS Colour Standards Synthesis™</w:t>
+        <w:t>NFPA 704 Colour Standards Synthesis™</w:t>
       </w:r>
     </w:p>
     <w:p>
@@ -7208,21 +7176,19 @@
         <w:rPr>
           <w:color w:val="000000" w:themeColor="text1"/>
         </w:rPr>
-        <w:t xml:space="preserve">it does </w:t>
-      </w:r>
-      <w:r>
-        <w:rPr>
-          <w:b/>
-          <w:bCs/>
-          <w:color w:val="000000" w:themeColor="text1"/>
-        </w:rPr>
-        <w:t>not</w:t>
-      </w:r>
-      <w:r>
-        <w:rPr>
-          <w:color w:val="000000" w:themeColor="text1"/>
-        </w:rPr>
-        <w:t xml:space="preserve"> contain the WHMIS → neurochemical → modality chain</w:t>
+        <w:t>it does not contain the NFPA 704 → neurochemical → modality chain</w:t>
+      </w:r>
+      <w:r>
+        <w:rPr>
+          <w:b/>
+          <w:bCs/>
+          <w:color w:val="000000" w:themeColor="text1"/>
+        </w:rPr>
+      </w:r>
+      <w:r>
+        <w:rPr>
+          <w:color w:val="000000" w:themeColor="text1"/>
+        </w:rPr>
       </w:r>
     </w:p>
     <w:p>
